--- a/CV/Iman-Ali-CV.docx
+++ b/CV/Iman-Ali-CV.docx
@@ -5,9 +5,12 @@
     <w:p>
       <w:pPr>
         <w:spacing w:after="467"/>
-      </w:pPr>
-      <w:bookmarkStart w:id="0" w:name="_GoBack"/>
-      <w:bookmarkEnd w:id="0"/>
+        <w:rPr>
+          <w:b/>
+          <w:color w:val="DF2176"/>
+          <w:sz w:val="36"/>
+        </w:rPr>
+      </w:pPr>
       <w:r>
         <w:rPr>
           <w:b/>
@@ -15,6 +18,25 @@
           <w:sz w:val="50"/>
         </w:rPr>
         <w:t>IMAN ALI</w:t>
+      </w:r>
+      <w:r>
+        <w:rPr>
+          <w:b/>
+          <w:color w:val="DF2176"/>
+          <w:sz w:val="50"/>
+        </w:rPr>
+        <w:t xml:space="preserve">                                                  </w:t>
+      </w:r>
+      <w:bookmarkStart w:id="0" w:name="_GoBack"/>
+      <w:bookmarkEnd w:id="0"/>
+      <w:r>
+        <w:t xml:space="preserve">Portfolio: </w:t>
+      </w:r>
+      <w:r>
+        <w:rPr>
+          <w:rStyle w:val="Strong"/>
+        </w:rPr>
+        <w:t>ImanAli123.github.io</w:t>
       </w:r>
     </w:p>
     <w:p>
@@ -126,13 +148,8 @@
         <w:ind w:left="10" w:right="78" w:hanging="10"/>
         <w:jc w:val="right"/>
       </w:pPr>
-      <w:proofErr w:type="spellStart"/>
-      <w:r>
-        <w:t>Adyala</w:t>
-      </w:r>
-      <w:proofErr w:type="spellEnd"/>
-      <w:r>
-        <w:t xml:space="preserve"> road, </w:t>
+      <w:r>
+        <w:t xml:space="preserve">Adyala road, </w:t>
       </w:r>
       <w:proofErr w:type="spellStart"/>
       <w:r>
@@ -310,13 +327,7 @@
         <w:rPr>
           <w:sz w:val="20"/>
         </w:rPr>
-        <w:t xml:space="preserve">AND INTERNSHIPS. A MOTIVATED AND QUICK LEARNER WITH A STRONG INTEREST IN TECHNOLOGY AND DIGITAL INNOVATION, </w:t>
-      </w:r>
-      <w:r>
-        <w:rPr>
-          <w:sz w:val="20"/>
-        </w:rPr>
-        <w:t>SEEKING OPPORTUNITIES TO APPLY AND FURTHER DEVELOP TECHNICAL AND PROFESSIONAL SKILLS.</w:t>
+        <w:t>AND INTERNSHIPS. A MOTIVATED AND QUICK LEARNER WITH A STRONG INTEREST IN TECHNOLOGY AND DIGITAL INNOVATION, SEEKING OPPORTUNITIES TO APPLY AND FURTHER DEVELOP TECHNICAL AND PROFESSIONAL SKILLS.</w:t>
       </w:r>
     </w:p>
     <w:p>
@@ -1148,13 +1159,7 @@
         <w:rPr>
           <w:i/>
         </w:rPr>
-        <w:t xml:space="preserve">Developed attention </w:t>
-      </w:r>
-      <w:r>
-        <w:rPr>
-          <w:i/>
-        </w:rPr>
-        <w:t>to detail and creative problem-solving skills.</w:t>
+        <w:t>Developed attention to detail and creative problem-solving skills.</w:t>
       </w:r>
     </w:p>
     <w:p>
@@ -1636,13 +1641,7 @@
         <w:rPr>
           <w:i/>
         </w:rPr>
-        <w:t>Developed skills in communication, content handling, and onl</w:t>
-      </w:r>
-      <w:r>
-        <w:rPr>
-          <w:i/>
-        </w:rPr>
-        <w:t>ine outreach.</w:t>
+        <w:t>Developed skills in communication, content handling, and online outreach.</w:t>
       </w:r>
     </w:p>
     <w:p>
@@ -3750,13 +3749,7 @@
         <w:rPr>
           <w:i/>
         </w:rPr>
-        <w:t>AI &amp; Machine Learning: Artificial Intell</w:t>
-      </w:r>
-      <w:r>
-        <w:rPr>
-          <w:i/>
-        </w:rPr>
-        <w:t>igence, Machine Learning, Data Classification</w:t>
+        <w:t>AI &amp; Machine Learning: Artificial Intelligence, Machine Learning, Data Classification</w:t>
       </w:r>
     </w:p>
     <w:p>
@@ -4278,6 +4271,17 @@
       <w:sz w:val="26"/>
     </w:rPr>
   </w:style>
+  <w:style w:type="character" w:styleId="Strong">
+    <w:name w:val="Strong"/>
+    <w:basedOn w:val="DefaultParagraphFont"/>
+    <w:uiPriority w:val="22"/>
+    <w:qFormat/>
+    <w:rsid w:val="001D08FF"/>
+    <w:rPr>
+      <w:b/>
+      <w:bCs/>
+    </w:rPr>
+  </w:style>
 </w:styles>
 </file>
 
